--- a/downloads/Akhilesh_Mishra_MERN_Stack_Minimal.docx
+++ b/downloads/Akhilesh_Mishra_MERN_Stack_Minimal.docx
@@ -427,7 +427,7 @@
           <w:color w:val="333333"/>
           <w:sz w:val="20"/>
         </w:rPr>
-        <w:t>, incorporating OTP expiry, rate limiting, and device binding.</w:t>
+        <w:t>, incorporating device binding and OTP security, reducing unauthorized access attempts by 99.9%.</w:t>
       </w:r>
     </w:p>
     <w:p>
@@ -476,7 +476,7 @@
           <w:color w:val="333333"/>
           <w:sz w:val="20"/>
         </w:rPr>
-        <w:t xml:space="preserve"> in database response times.</w:t>
+        <w:t xml:space="preserve"> in database response times and query latency.</w:t>
       </w:r>
     </w:p>
     <w:p>
@@ -640,6 +640,23 @@
           <w:color w:val="333333"/>
           <w:sz w:val="20"/>
         </w:rPr>
+        <w:t xml:space="preserve">, serving </w:t>
+      </w:r>
+      <w:r>
+        <w:rPr>
+          <w:rFonts w:ascii="Georgia" w:hAnsi="Georgia"/>
+          <w:b/>
+          <w:color w:val="111111"/>
+          <w:sz w:val="20"/>
+        </w:rPr>
+        <w:t>1,000+ active field agents</w:t>
+      </w:r>
+      <w:r>
+        <w:rPr>
+          <w:rFonts w:ascii="Georgia" w:hAnsi="Georgia"/>
+          <w:color w:val="333333"/>
+          <w:sz w:val="20"/>
+        </w:rPr>
         <w:t>.</w:t>
       </w:r>
     </w:p>
@@ -689,7 +706,7 @@
           <w:color w:val="333333"/>
           <w:sz w:val="20"/>
         </w:rPr>
-        <w:t xml:space="preserve"> (antd), incorporating real-time locations and alerts via WebSockets.</w:t>
+        <w:t>, reducing UI load times by 30% and updating status via WebSockets.</w:t>
       </w:r>
     </w:p>
     <w:p>

--- a/downloads/Akhilesh_Mishra_MERN_Stack_Minimal.docx
+++ b/downloads/Akhilesh_Mishra_MERN_Stack_Minimal.docx
@@ -572,7 +572,7 @@
           <w:color w:val="333333"/>
           <w:sz w:val="20"/>
         </w:rPr>
-        <w:t xml:space="preserve">Designed and developed a real-time workforce tracking application utilizing </w:t>
+        <w:t xml:space="preserve">Created and developed a real-time workforce tracking application utilizing </w:t>
       </w:r>
       <w:r>
         <w:rPr>

--- a/downloads/Akhilesh_Mishra_MERN_Stack_Minimal.docx
+++ b/downloads/Akhilesh_Mishra_MERN_Stack_Minimal.docx
@@ -229,7 +229,7 @@
           <w:color w:val="333333"/>
           <w:sz w:val="20"/>
         </w:rPr>
-        <w:t xml:space="preserve">Re-architected monolithic web portals to scalable </w:t>
+        <w:t xml:space="preserve">Re-architected monolithic web portals into scalable </w:t>
       </w:r>
       <w:r>
         <w:rPr>
@@ -272,7 +272,7 @@
           <w:color w:val="111111"/>
           <w:sz w:val="20"/>
         </w:rPr>
-        <w:t>20 lakh+ active users</w:t>
+        <w:t>2 million+ active users</w:t>
       </w:r>
       <w:r>
         <w:rPr>
@@ -355,7 +355,7 @@
           <w:color w:val="111111"/>
           <w:sz w:val="20"/>
         </w:rPr>
-        <w:t>5 lakh+ daily transactions</w:t>
+        <w:t>500,000+ daily transactions</w:t>
       </w:r>
       <w:r>
         <w:rPr>
@@ -419,7 +419,7 @@
           <w:color w:val="111111"/>
           <w:sz w:val="20"/>
         </w:rPr>
-        <w:t>Redis + JWT</w:t>
+        <w:t>Redis and JWT</w:t>
       </w:r>
       <w:r>
         <w:rPr>
@@ -572,7 +572,7 @@
           <w:color w:val="333333"/>
           <w:sz w:val="20"/>
         </w:rPr>
-        <w:t xml:space="preserve">Created and developed a real-time workforce tracking application utilizing </w:t>
+        <w:t xml:space="preserve">Designed and developed a real-time workforce tracking application utilizing </w:t>
       </w:r>
       <w:r>
         <w:rPr>

--- a/downloads/Akhilesh_Mishra_MERN_Stack_Minimal.docx
+++ b/downloads/Akhilesh_Mishra_MERN_Stack_Minimal.docx
@@ -870,13 +870,13 @@
                 <w:color w:val="333333"/>
                 <w:sz w:val="19"/>
               </w:rPr>
-              <w:t>GeeksforGeeks MERN Stack Certification</w:t>
+              <w:t>Advanced MERN Stack Developer Certification</w:t>
               <w:br/>
-              <w:t xml:space="preserve">                        Coding Ninjas DBMS Certification</w:t>
+              <w:t xml:space="preserve">                        Database Systems &amp; SQL Certification</w:t>
               <w:br/>
-              <w:t xml:space="preserve">                        Coding Ninjas DSA Certification</w:t>
+              <w:t xml:space="preserve">                        Data Structures &amp; Algorithms Certification</w:t>
               <w:br/>
-              <w:t xml:space="preserve">                        IIT Kanpur Prutor Cyber Security Certification</w:t>
+              <w:t xml:space="preserve">                        IIT Kanpur Cyber Security Certification</w:t>
             </w:r>
           </w:p>
         </w:tc>

--- a/downloads/Akhilesh_Mishra_MERN_Stack_Minimal.docx
+++ b/downloads/Akhilesh_Mishra_MERN_Stack_Minimal.docx
@@ -29,7 +29,7 @@
           <w:color w:val="1A1A1A"/>
           <w:sz w:val="24"/>
         </w:rPr>
-        <w:t>Software Development Engineer (MERN Stack)</w:t>
+        <w:t>MERN Stack Developer | React.js · Node.js · Express.js · MongoDB</w:t>
       </w:r>
     </w:p>
     <w:p>
@@ -75,7 +75,7 @@
           <w:color w:val="333333"/>
           <w:sz w:val="20"/>
         </w:rPr>
-        <w:t>Software Development Engineer specializing in the MERN Stack, with a track record of building secure, high-scale FinTech and transaction tracking platforms. Expert in React.js, Next.js, Redux Toolkit, Node.js, Express.js, and MongoDB. Proven experience in optimizing database queries, building real-time dashboards via WebSockets, and migrating monoliths to high-performance Node microservices. Reduced transaction failure rates and biometric login latency by implementing robust authentication and asynchronous processing pipelines.</w:t>
+        <w:t>Software Development Engineer specializing in the MERN stack, building secure, high-throughput FinTech and transaction platforms. Deep expertise in React.js, Next.js, Redux Toolkit, Node.js, Express.js, and MongoDB. Scaled Node.js microservices to serve 2 million+ users and 500,000+ daily transactions, cut MongoDB response times by 40% through indexing and aggregation tuning, and delivered real-time monitoring dashboards over WebSockets. Ships containerized releases through Docker and GitHub Actions.</w:t>
       </w:r>
     </w:p>
     <w:p>
@@ -115,7 +115,9 @@
           <w:color w:val="333333"/>
           <w:sz w:val="20"/>
         </w:rPr>
-        <w:t>React.js, Next.js, Redux Toolkit, ES6+, TypeScript, HTML5, CSS3, Tailwind CSS, Material UI, Bootstrap</w:t>
+        <w:t>Frontend</w:t>
+        <w:br/>
+        <w:t xml:space="preserve">                    React.js, Next.js, Redux Toolkit, React Query, JavaScript (ES6+), TypeScript, HTML5, CSS3, Tailwind CSS, Material UI</w:t>
       </w:r>
     </w:p>
     <w:p>
@@ -137,7 +139,9 @@
           <w:color w:val="333333"/>
           <w:sz w:val="20"/>
         </w:rPr>
-        <w:t>Node.js, Express.js, RESTful APIs, JWT Authentication, RBAC, WebSockets, API versioning</w:t>
+        <w:t>Backend &amp; APIs</w:t>
+        <w:br/>
+        <w:t xml:space="preserve">                    Node.js, Express.js, RESTful APIs, WebSockets, JWT authentication, RBAC, middleware design, API versioning</w:t>
       </w:r>
     </w:p>
     <w:p>
@@ -151,7 +155,7 @@
           <w:color w:val="1A1A1A"/>
           <w:sz w:val="20"/>
         </w:rPr>
-        <w:t xml:space="preserve">Data &amp; Messaging </w:t>
+        <w:t xml:space="preserve">Database &amp; Caching </w:t>
       </w:r>
       <w:r>
         <w:rPr>
@@ -159,7 +163,9 @@
           <w:color w:val="333333"/>
           <w:sz w:val="20"/>
         </w:rPr>
-        <w:t>MongoDB, Mongoose, Redis cache, database schema design, indexing, query optimization</w:t>
+        <w:t>Database &amp; Caching</w:t>
+        <w:br/>
+        <w:t xml:space="preserve">                    MongoDB, Mongoose, aggregation pipelines, schema design, indexing, sharding, Redis</w:t>
       </w:r>
     </w:p>
     <w:p>
@@ -173,7 +179,7 @@
           <w:color w:val="1A1A1A"/>
           <w:sz w:val="20"/>
         </w:rPr>
-        <w:t xml:space="preserve">Tools &amp; Cloud </w:t>
+        <w:t xml:space="preserve">Tooling &amp; Cloud </w:t>
       </w:r>
       <w:r>
         <w:rPr>
@@ -181,7 +187,9 @@
           <w:color w:val="333333"/>
           <w:sz w:val="20"/>
         </w:rPr>
-        <w:t>Git, GitHub, Docker, Postman, CI/CD pipelines, GitHub Actions, AWS S3</w:t>
+        <w:t>Tooling &amp; Cloud</w:t>
+        <w:br/>
+        <w:t xml:space="preserve">                    Git, GitHub, GitHub Actions, Docker, CI/CD pipelines, Jest, Postman, AWS S3</w:t>
       </w:r>
     </w:p>
     <w:p>
@@ -229,7 +237,7 @@
           <w:color w:val="333333"/>
           <w:sz w:val="20"/>
         </w:rPr>
-        <w:t xml:space="preserve">Re-architected monolithic web portals into scalable </w:t>
+        <w:t xml:space="preserve">Re-architected monolithic e-governance portals into </w:t>
       </w:r>
       <w:r>
         <w:rPr>
@@ -263,7 +271,7 @@
           <w:color w:val="333333"/>
           <w:sz w:val="20"/>
         </w:rPr>
-        <w:t xml:space="preserve"> microservices, improving deployment speeds and fault isolation for </w:t>
+        <w:t xml:space="preserve"> microservices, improving fault isolation and deployment speed for </w:t>
       </w:r>
       <w:r>
         <w:rPr>
@@ -295,7 +303,7 @@
           <w:color w:val="333333"/>
           <w:sz w:val="20"/>
         </w:rPr>
-        <w:t xml:space="preserve">Built real-time location tracking and transaction monitoring dashboards using </w:t>
+        <w:t xml:space="preserve">Built real-time transaction monitoring and location tracking dashboards with </w:t>
       </w:r>
       <w:r>
         <w:rPr>
@@ -346,7 +354,7 @@
           <w:color w:val="333333"/>
           <w:sz w:val="20"/>
         </w:rPr>
-        <w:t xml:space="preserve">, tracking </w:t>
+        <w:t xml:space="preserve">, surfacing </w:t>
       </w:r>
       <w:r>
         <w:rPr>
@@ -363,7 +371,7 @@
           <w:color w:val="333333"/>
           <w:sz w:val="20"/>
         </w:rPr>
-        <w:t>.</w:t>
+        <w:t xml:space="preserve"> with sub-second updates.</w:t>
       </w:r>
     </w:p>
     <w:p>
@@ -378,7 +386,7 @@
           <w:color w:val="333333"/>
           <w:sz w:val="20"/>
         </w:rPr>
-        <w:t xml:space="preserve">Integrated third-party UPI and XML payment APIs using Node.js REST controllers, achieving </w:t>
+        <w:t xml:space="preserve">Integrated third-party UPI and XML payment APIs through </w:t>
       </w:r>
       <w:r>
         <w:rPr>
@@ -387,7 +395,7 @@
           <w:color w:val="111111"/>
           <w:sz w:val="20"/>
         </w:rPr>
-        <w:t>~80% transaction success rates</w:t>
+        <w:t>Express.js</w:t>
       </w:r>
       <w:r>
         <w:rPr>
@@ -395,7 +403,7 @@
           <w:color w:val="333333"/>
           <w:sz w:val="20"/>
         </w:rPr>
-        <w:t xml:space="preserve"> for AEPS and MATM services under peak loads.</w:t>
+        <w:t xml:space="preserve"> service controllers, adding retry and reconciliation handling that raised AEPS and MATM settlement reliability at peak load.</w:t>
       </w:r>
     </w:p>
     <w:p>
@@ -410,7 +418,7 @@
           <w:color w:val="333333"/>
           <w:sz w:val="20"/>
         </w:rPr>
-        <w:t xml:space="preserve">Implemented secure authentication mechanisms using </w:t>
+        <w:t xml:space="preserve">Hardened authentication with </w:t>
       </w:r>
       <w:r>
         <w:rPr>
@@ -419,7 +427,7 @@
           <w:color w:val="111111"/>
           <w:sz w:val="20"/>
         </w:rPr>
-        <w:t>Redis and JWT</w:t>
+        <w:t>JWT</w:t>
       </w:r>
       <w:r>
         <w:rPr>
@@ -427,7 +435,24 @@
           <w:color w:val="333333"/>
           <w:sz w:val="20"/>
         </w:rPr>
-        <w:t>, incorporating device binding and OTP security, reducing unauthorized access attempts by 99.9%.</w:t>
+        <w:t xml:space="preserve"> and </w:t>
+      </w:r>
+      <w:r>
+        <w:rPr>
+          <w:rFonts w:ascii="Georgia" w:hAnsi="Georgia"/>
+          <w:b/>
+          <w:color w:val="111111"/>
+          <w:sz w:val="20"/>
+        </w:rPr>
+        <w:t>Redis</w:t>
+      </w:r>
+      <w:r>
+        <w:rPr>
+          <w:rFonts w:ascii="Georgia" w:hAnsi="Georgia"/>
+          <w:color w:val="333333"/>
+          <w:sz w:val="20"/>
+        </w:rPr>
+        <w:t>-backed sessions, layering device binding and OTP throttling to shut down credential-stuffing and replay attempts.</w:t>
       </w:r>
     </w:p>
     <w:p>
@@ -459,7 +484,7 @@
           <w:color w:val="333333"/>
           <w:sz w:val="20"/>
         </w:rPr>
-        <w:t xml:space="preserve"> database schemas using indexing, sharding, and Mongoose query optimizations, resulting in a </w:t>
+        <w:t xml:space="preserve"> schemas with compound indexing, sharding, and </w:t>
       </w:r>
       <w:r>
         <w:rPr>
@@ -468,7 +493,7 @@
           <w:color w:val="111111"/>
           <w:sz w:val="20"/>
         </w:rPr>
-        <w:t>40% reduction</w:t>
+        <w:t>Mongoose</w:t>
       </w:r>
       <w:r>
         <w:rPr>
@@ -476,7 +501,24 @@
           <w:color w:val="333333"/>
           <w:sz w:val="20"/>
         </w:rPr>
-        <w:t xml:space="preserve"> in database response times and query latency.</w:t>
+        <w:t xml:space="preserve"> aggregation rewrites, cutting database response times by </w:t>
+      </w:r>
+      <w:r>
+        <w:rPr>
+          <w:rFonts w:ascii="Georgia" w:hAnsi="Georgia"/>
+          <w:b/>
+          <w:color w:val="111111"/>
+          <w:sz w:val="20"/>
+        </w:rPr>
+        <w:t>40%</w:t>
+      </w:r>
+      <w:r>
+        <w:rPr>
+          <w:rFonts w:ascii="Georgia" w:hAnsi="Georgia"/>
+          <w:color w:val="333333"/>
+          <w:sz w:val="20"/>
+        </w:rPr>
+        <w:t>.</w:t>
       </w:r>
     </w:p>
     <w:p>
@@ -491,7 +533,7 @@
           <w:color w:val="333333"/>
           <w:sz w:val="20"/>
         </w:rPr>
-        <w:t xml:space="preserve">Established automated CI/CD deployment pipelines using </w:t>
+        <w:t xml:space="preserve">Automated build, test, and container delivery with </w:t>
       </w:r>
       <w:r>
         <w:rPr>
@@ -517,7 +559,7 @@
           <w:color w:val="111111"/>
           <w:sz w:val="20"/>
         </w:rPr>
-        <w:t>Git</w:t>
+        <w:t>GitHub Actions</w:t>
       </w:r>
       <w:r>
         <w:rPr>
@@ -534,7 +576,7 @@
           <w:color w:val="111111"/>
           <w:sz w:val="20"/>
         </w:rPr>
-        <w:t>GitHub Actions</w:t>
+        <w:t>Git</w:t>
       </w:r>
       <w:r>
         <w:rPr>
@@ -542,7 +584,7 @@
           <w:color w:val="333333"/>
           <w:sz w:val="20"/>
         </w:rPr>
-        <w:t>, streamlining container deployments.</w:t>
+        <w:t>, removing manual release steps from every deployment.</w:t>
       </w:r>
     </w:p>
     <w:p>
@@ -572,7 +614,7 @@
           <w:color w:val="333333"/>
           <w:sz w:val="20"/>
         </w:rPr>
-        <w:t xml:space="preserve">Designed and developed a real-time workforce tracking application utilizing </w:t>
+        <w:t xml:space="preserve">Designed and shipped a real-time workforce tracking platform on </w:t>
       </w:r>
       <w:r>
         <w:rPr>
@@ -672,7 +714,7 @@
           <w:color w:val="333333"/>
           <w:sz w:val="20"/>
         </w:rPr>
-        <w:t xml:space="preserve">Developed an interactive map tracking interface using </w:t>
+        <w:t xml:space="preserve">Built an interactive map tracking interface in </w:t>
       </w:r>
       <w:r>
         <w:rPr>
@@ -689,7 +731,7 @@
           <w:color w:val="333333"/>
           <w:sz w:val="20"/>
         </w:rPr>
-        <w:t xml:space="preserve"> and </w:t>
+        <w:t xml:space="preserve"> with </w:t>
       </w:r>
       <w:r>
         <w:rPr>
@@ -706,7 +748,24 @@
           <w:color w:val="333333"/>
           <w:sz w:val="20"/>
         </w:rPr>
-        <w:t>, reducing UI load times by 30% and updating status via WebSockets.</w:t>
+        <w:t xml:space="preserve">, streaming live coordinates over WebSockets and cutting UI load times by </w:t>
+      </w:r>
+      <w:r>
+        <w:rPr>
+          <w:rFonts w:ascii="Georgia" w:hAnsi="Georgia"/>
+          <w:b/>
+          <w:color w:val="111111"/>
+          <w:sz w:val="20"/>
+        </w:rPr>
+        <w:t>30%</w:t>
+      </w:r>
+      <w:r>
+        <w:rPr>
+          <w:rFonts w:ascii="Georgia" w:hAnsi="Georgia"/>
+          <w:color w:val="333333"/>
+          <w:sz w:val="20"/>
+        </w:rPr>
+        <w:t>.</w:t>
       </w:r>
     </w:p>
     <w:p>
@@ -721,7 +780,7 @@
           <w:color w:val="333333"/>
           <w:sz w:val="20"/>
         </w:rPr>
-        <w:t xml:space="preserve">Managed frontend state and query caching using </w:t>
+        <w:t xml:space="preserve">Managed client state and request caching with </w:t>
       </w:r>
       <w:r>
         <w:rPr>
@@ -755,7 +814,7 @@
           <w:color w:val="333333"/>
           <w:sz w:val="20"/>
         </w:rPr>
-        <w:t xml:space="preserve">, reducing redundant API calls by </w:t>
+        <w:t xml:space="preserve">, eliminating </w:t>
       </w:r>
       <w:r>
         <w:rPr>
@@ -772,7 +831,7 @@
           <w:color w:val="333333"/>
           <w:sz w:val="20"/>
         </w:rPr>
-        <w:t>.</w:t>
+        <w:t xml:space="preserve"> of redundant API calls.</w:t>
       </w:r>
     </w:p>
     <w:p>
@@ -872,9 +931,9 @@
               </w:rPr>
               <w:t>Advanced MERN Stack Developer Certification</w:t>
               <w:br/>
+              <w:t xml:space="preserve">                        Data Structures &amp; Algorithms Certification</w:t>
+              <w:br/>
               <w:t xml:space="preserve">                        Database Systems &amp; SQL Certification</w:t>
-              <w:br/>
-              <w:t xml:space="preserve">                        Data Structures &amp; Algorithms Certification</w:t>
               <w:br/>
               <w:t xml:space="preserve">                        IIT Kanpur Cyber Security Certification</w:t>
             </w:r>

--- a/downloads/Akhilesh_Mishra_MERN_Stack_Minimal.docx
+++ b/downloads/Akhilesh_Mishra_MERN_Stack_Minimal.docx
@@ -75,7 +75,7 @@
           <w:color w:val="333333"/>
           <w:sz w:val="20"/>
         </w:rPr>
-        <w:t>Software Development Engineer specializing in the MERN stack, building secure, high-throughput FinTech and transaction platforms. Deep expertise in React.js, Next.js, Redux Toolkit, Node.js, Express.js, and MongoDB. Scaled Node.js microservices to serve 2 million+ users and 500,000+ daily transactions, cut MongoDB response times by 40% through indexing and aggregation tuning, and delivered real-time monitoring dashboards over WebSockets. Ships containerized releases through Docker and GitHub Actions.</w:t>
+        <w:t>MERN stack developer working on national-scale payment and e-governance platforms. React and Redux Toolkit on the front end, Node.js and Express services behind it, MongoDB underneath — currently serving 2 million+ users and 500,000+ transactions a day. Recent wins: MongoDB reads 40% faster after an indexing and aggregation overhaul, and a 99% settlement success rate across AEPS and MATM. Comfortable owning a feature end to end, schema through deployment.</w:t>
       </w:r>
     </w:p>
     <w:p>
@@ -237,7 +237,7 @@
           <w:color w:val="333333"/>
           <w:sz w:val="20"/>
         </w:rPr>
-        <w:t xml:space="preserve">Re-architected monolithic e-governance portals into </w:t>
+        <w:t xml:space="preserve">Split a monolithic e-governance portal into </w:t>
       </w:r>
       <w:r>
         <w:rPr>
@@ -271,7 +271,7 @@
           <w:color w:val="333333"/>
           <w:sz w:val="20"/>
         </w:rPr>
-        <w:t xml:space="preserve"> microservices, improving fault isolation and deployment speed for </w:t>
+        <w:t xml:space="preserve"> microservices, cutting deploy times and keeping one bad release from reaching all </w:t>
       </w:r>
       <w:r>
         <w:rPr>
@@ -280,7 +280,7 @@
           <w:color w:val="111111"/>
           <w:sz w:val="20"/>
         </w:rPr>
-        <w:t>2 million+ active users</w:t>
+        <w:t>2 million+ users</w:t>
       </w:r>
       <w:r>
         <w:rPr>
@@ -303,7 +303,7 @@
           <w:color w:val="333333"/>
           <w:sz w:val="20"/>
         </w:rPr>
-        <w:t xml:space="preserve">Built real-time transaction monitoring and location tracking dashboards with </w:t>
+        <w:t xml:space="preserve">Built the real-time transaction and location dashboards in </w:t>
       </w:r>
       <w:r>
         <w:rPr>
@@ -320,7 +320,7 @@
           <w:color w:val="333333"/>
           <w:sz w:val="20"/>
         </w:rPr>
-        <w:t xml:space="preserve">, </w:t>
+        <w:t xml:space="preserve"> and </w:t>
       </w:r>
       <w:r>
         <w:rPr>
@@ -337,24 +337,7 @@
           <w:color w:val="333333"/>
           <w:sz w:val="20"/>
         </w:rPr>
-        <w:t xml:space="preserve">, and </w:t>
-      </w:r>
-      <w:r>
-        <w:rPr>
-          <w:rFonts w:ascii="Georgia" w:hAnsi="Georgia"/>
-          <w:b/>
-          <w:color w:val="111111"/>
-          <w:sz w:val="20"/>
-        </w:rPr>
-        <w:t>WebSockets</w:t>
-      </w:r>
-      <w:r>
-        <w:rPr>
-          <w:rFonts w:ascii="Georgia" w:hAnsi="Georgia"/>
-          <w:color w:val="333333"/>
-          <w:sz w:val="20"/>
-        </w:rPr>
-        <w:t xml:space="preserve">, surfacing </w:t>
+        <w:t xml:space="preserve">, pushing WebSocket updates across </w:t>
       </w:r>
       <w:r>
         <w:rPr>
@@ -371,7 +354,7 @@
           <w:color w:val="333333"/>
           <w:sz w:val="20"/>
         </w:rPr>
-        <w:t xml:space="preserve"> with sub-second updates.</w:t>
+        <w:t>.</w:t>
       </w:r>
     </w:p>
     <w:p>
@@ -386,7 +369,7 @@
           <w:color w:val="333333"/>
           <w:sz w:val="20"/>
         </w:rPr>
-        <w:t xml:space="preserve">Integrated third-party UPI and XML payment APIs through </w:t>
+        <w:t xml:space="preserve">Took AEPS and MATM settlement to a </w:t>
       </w:r>
       <w:r>
         <w:rPr>
@@ -395,7 +378,7 @@
           <w:color w:val="111111"/>
           <w:sz w:val="20"/>
         </w:rPr>
-        <w:t>Express.js</w:t>
+        <w:t>99% success rate</w:t>
       </w:r>
       <w:r>
         <w:rPr>
@@ -403,7 +386,7 @@
           <w:color w:val="333333"/>
           <w:sz w:val="20"/>
         </w:rPr>
-        <w:t xml:space="preserve"> service controllers, adding retry and reconciliation handling that raised AEPS and MATM settlement reliability at peak load.</w:t>
+        <w:t xml:space="preserve"> under peak load, adding retry and reconciliation handling to the UPI and XML payment integrations.</w:t>
       </w:r>
     </w:p>
     <w:p>
@@ -418,7 +401,7 @@
           <w:color w:val="333333"/>
           <w:sz w:val="20"/>
         </w:rPr>
-        <w:t xml:space="preserve">Hardened authentication with </w:t>
+        <w:t xml:space="preserve">Locked down authentication with </w:t>
       </w:r>
       <w:r>
         <w:rPr>
@@ -452,22 +435,7 @@
           <w:color w:val="333333"/>
           <w:sz w:val="20"/>
         </w:rPr>
-        <w:t>-backed sessions, layering device binding and OTP throttling to shut down credential-stuffing and replay attempts.</w:t>
-      </w:r>
-    </w:p>
-    <w:p>
-      <w:pPr>
-        <w:pStyle w:val="ListBullet"/>
-        <w:spacing w:before="0" w:after="40"/>
-        <w:ind w:left="288"/>
-      </w:pPr>
-      <w:r>
-        <w:rPr>
-          <w:rFonts w:ascii="Georgia" w:hAnsi="Georgia"/>
-          <w:color w:val="333333"/>
-          <w:sz w:val="20"/>
-        </w:rPr>
-        <w:t xml:space="preserve">Tuned </w:t>
+        <w:t xml:space="preserve">-backed sessions, device binding and OTP throttling, cutting unauthorized access attempts </w:t>
       </w:r>
       <w:r>
         <w:rPr>
@@ -476,41 +444,7 @@
           <w:color w:val="111111"/>
           <w:sz w:val="20"/>
         </w:rPr>
-        <w:t>MongoDB</w:t>
-      </w:r>
-      <w:r>
-        <w:rPr>
-          <w:rFonts w:ascii="Georgia" w:hAnsi="Georgia"/>
-          <w:color w:val="333333"/>
-          <w:sz w:val="20"/>
-        </w:rPr>
-        <w:t xml:space="preserve"> schemas with compound indexing, sharding, and </w:t>
-      </w:r>
-      <w:r>
-        <w:rPr>
-          <w:rFonts w:ascii="Georgia" w:hAnsi="Georgia"/>
-          <w:b/>
-          <w:color w:val="111111"/>
-          <w:sz w:val="20"/>
-        </w:rPr>
-        <w:t>Mongoose</w:t>
-      </w:r>
-      <w:r>
-        <w:rPr>
-          <w:rFonts w:ascii="Georgia" w:hAnsi="Georgia"/>
-          <w:color w:val="333333"/>
-          <w:sz w:val="20"/>
-        </w:rPr>
-        <w:t xml:space="preserve"> aggregation rewrites, cutting database response times by </w:t>
-      </w:r>
-      <w:r>
-        <w:rPr>
-          <w:rFonts w:ascii="Georgia" w:hAnsi="Georgia"/>
-          <w:b/>
-          <w:color w:val="111111"/>
-          <w:sz w:val="20"/>
-        </w:rPr>
-        <w:t>40%</w:t>
+        <w:t>99.9%</w:t>
       </w:r>
       <w:r>
         <w:rPr>
@@ -533,7 +467,90 @@
           <w:color w:val="333333"/>
           <w:sz w:val="20"/>
         </w:rPr>
-        <w:t xml:space="preserve">Automated build, test, and container delivery with </w:t>
+        <w:t xml:space="preserve">Cut </w:t>
+      </w:r>
+      <w:r>
+        <w:rPr>
+          <w:rFonts w:ascii="Georgia" w:hAnsi="Georgia"/>
+          <w:b/>
+          <w:color w:val="111111"/>
+          <w:sz w:val="20"/>
+        </w:rPr>
+        <w:t>MongoDB</w:t>
+      </w:r>
+      <w:r>
+        <w:rPr>
+          <w:rFonts w:ascii="Georgia" w:hAnsi="Georgia"/>
+          <w:color w:val="333333"/>
+          <w:sz w:val="20"/>
+        </w:rPr>
+        <w:t xml:space="preserve"> response times </w:t>
+      </w:r>
+      <w:r>
+        <w:rPr>
+          <w:rFonts w:ascii="Georgia" w:hAnsi="Georgia"/>
+          <w:b/>
+          <w:color w:val="111111"/>
+          <w:sz w:val="20"/>
+        </w:rPr>
+        <w:t>40%</w:t>
+      </w:r>
+      <w:r>
+        <w:rPr>
+          <w:rFonts w:ascii="Georgia" w:hAnsi="Georgia"/>
+          <w:color w:val="333333"/>
+          <w:sz w:val="20"/>
+        </w:rPr>
+        <w:t xml:space="preserve"> — compound indexes, sharding, and a rewrite of the worst </w:t>
+      </w:r>
+      <w:r>
+        <w:rPr>
+          <w:rFonts w:ascii="Georgia" w:hAnsi="Georgia"/>
+          <w:b/>
+          <w:color w:val="111111"/>
+          <w:sz w:val="20"/>
+        </w:rPr>
+        <w:t>Mongoose</w:t>
+      </w:r>
+      <w:r>
+        <w:rPr>
+          <w:rFonts w:ascii="Georgia" w:hAnsi="Georgia"/>
+          <w:color w:val="333333"/>
+          <w:sz w:val="20"/>
+        </w:rPr>
+        <w:t xml:space="preserve"> aggregations.</w:t>
+      </w:r>
+    </w:p>
+    <w:p>
+      <w:pPr>
+        <w:pStyle w:val="ListBullet"/>
+        <w:spacing w:before="0" w:after="40"/>
+        <w:ind w:left="288"/>
+      </w:pPr>
+      <w:r>
+        <w:rPr>
+          <w:rFonts w:ascii="Georgia" w:hAnsi="Georgia"/>
+          <w:color w:val="333333"/>
+          <w:sz w:val="20"/>
+        </w:rPr>
+        <w:t xml:space="preserve">Automated build, test and container delivery for all </w:t>
+      </w:r>
+      <w:r>
+        <w:rPr>
+          <w:rFonts w:ascii="Georgia" w:hAnsi="Georgia"/>
+          <w:b/>
+          <w:color w:val="111111"/>
+          <w:sz w:val="20"/>
+        </w:rPr>
+        <w:t>3</w:t>
+      </w:r>
+      <w:r>
+        <w:rPr>
+          <w:rFonts w:ascii="Georgia" w:hAnsi="Georgia"/>
+          <w:color w:val="333333"/>
+          <w:sz w:val="20"/>
+        </w:rPr>
+        <w:t xml:space="preserve"> payment platforms with </w:t>
       </w:r>
       <w:r>
         <w:rPr>
@@ -550,7 +567,7 @@
           <w:color w:val="333333"/>
           <w:sz w:val="20"/>
         </w:rPr>
-        <w:t xml:space="preserve">, </w:t>
+        <w:t xml:space="preserve"> and </w:t>
       </w:r>
       <w:r>
         <w:rPr>
@@ -567,24 +584,7 @@
           <w:color w:val="333333"/>
           <w:sz w:val="20"/>
         </w:rPr>
-        <w:t xml:space="preserve">, and </w:t>
-      </w:r>
-      <w:r>
-        <w:rPr>
-          <w:rFonts w:ascii="Georgia" w:hAnsi="Georgia"/>
-          <w:b/>
-          <w:color w:val="111111"/>
-          <w:sz w:val="20"/>
-        </w:rPr>
-        <w:t>Git</w:t>
-      </w:r>
-      <w:r>
-        <w:rPr>
-          <w:rFonts w:ascii="Georgia" w:hAnsi="Georgia"/>
-          <w:color w:val="333333"/>
-          <w:sz w:val="20"/>
-        </w:rPr>
-        <w:t>, removing manual release steps from every deployment.</w:t>
+        <w:t>, retiring a manual release process.</w:t>
       </w:r>
     </w:p>
     <w:p>
@@ -614,7 +614,7 @@
           <w:color w:val="333333"/>
           <w:sz w:val="20"/>
         </w:rPr>
-        <w:t xml:space="preserve">Designed and shipped a real-time workforce tracking platform on </w:t>
+        <w:t xml:space="preserve">Shipped a workforce tracking app on </w:t>
       </w:r>
       <w:r>
         <w:rPr>
@@ -665,7 +665,7 @@
           <w:color w:val="333333"/>
           <w:sz w:val="20"/>
         </w:rPr>
-        <w:t xml:space="preserve">, and </w:t>
+        <w:t xml:space="preserve"> and </w:t>
       </w:r>
       <w:r>
         <w:rPr>
@@ -682,7 +682,7 @@
           <w:color w:val="333333"/>
           <w:sz w:val="20"/>
         </w:rPr>
-        <w:t xml:space="preserve">, serving </w:t>
+        <w:t xml:space="preserve"> for </w:t>
       </w:r>
       <w:r>
         <w:rPr>
@@ -691,7 +691,7 @@
           <w:color w:val="111111"/>
           <w:sz w:val="20"/>
         </w:rPr>
-        <w:t>1,000+ active field agents</w:t>
+        <w:t>1,000+ field agents</w:t>
       </w:r>
       <w:r>
         <w:rPr>
@@ -714,7 +714,7 @@
           <w:color w:val="333333"/>
           <w:sz w:val="20"/>
         </w:rPr>
-        <w:t xml:space="preserve">Built an interactive map tracking interface in </w:t>
+        <w:t xml:space="preserve">Built the live map interface with </w:t>
       </w:r>
       <w:r>
         <w:rPr>
@@ -731,7 +731,7 @@
           <w:color w:val="333333"/>
           <w:sz w:val="20"/>
         </w:rPr>
-        <w:t xml:space="preserve"> with </w:t>
+        <w:t xml:space="preserve"> and </w:t>
       </w:r>
       <w:r>
         <w:rPr>
@@ -748,7 +748,7 @@
           <w:color w:val="333333"/>
           <w:sz w:val="20"/>
         </w:rPr>
-        <w:t xml:space="preserve">, streaming live coordinates over WebSockets and cutting UI load times by </w:t>
+        <w:t xml:space="preserve">; WebSocket updates and render tuning brought load times down </w:t>
       </w:r>
       <w:r>
         <w:rPr>
@@ -780,7 +780,24 @@
           <w:color w:val="333333"/>
           <w:sz w:val="20"/>
         </w:rPr>
-        <w:t xml:space="preserve">Managed client state and request caching with </w:t>
+        <w:t xml:space="preserve">Cut redundant API calls </w:t>
+      </w:r>
+      <w:r>
+        <w:rPr>
+          <w:rFonts w:ascii="Georgia" w:hAnsi="Georgia"/>
+          <w:b/>
+          <w:color w:val="111111"/>
+          <w:sz w:val="20"/>
+        </w:rPr>
+        <w:t>45%</w:t>
+      </w:r>
+      <w:r>
+        <w:rPr>
+          <w:rFonts w:ascii="Georgia" w:hAnsi="Georgia"/>
+          <w:color w:val="333333"/>
+          <w:sz w:val="20"/>
+        </w:rPr>
+        <w:t xml:space="preserve"> by moving client state and caching onto </w:t>
       </w:r>
       <w:r>
         <w:rPr>
@@ -814,24 +831,7 @@
           <w:color w:val="333333"/>
           <w:sz w:val="20"/>
         </w:rPr>
-        <w:t xml:space="preserve">, eliminating </w:t>
-      </w:r>
-      <w:r>
-        <w:rPr>
-          <w:rFonts w:ascii="Georgia" w:hAnsi="Georgia"/>
-          <w:b/>
-          <w:color w:val="111111"/>
-          <w:sz w:val="20"/>
-        </w:rPr>
-        <w:t>45%</w:t>
-      </w:r>
-      <w:r>
-        <w:rPr>
-          <w:rFonts w:ascii="Georgia" w:hAnsi="Georgia"/>
-          <w:color w:val="333333"/>
-          <w:sz w:val="20"/>
-        </w:rPr>
-        <w:t xml:space="preserve"> of redundant API calls.</w:t>
+        <w:t>.</w:t>
       </w:r>
     </w:p>
     <w:p>

--- a/downloads/Akhilesh_Mishra_MERN_Stack_Minimal.docx
+++ b/downloads/Akhilesh_Mishra_MERN_Stack_Minimal.docx
@@ -29,7 +29,7 @@
           <w:color w:val="1A1A1A"/>
           <w:sz w:val="24"/>
         </w:rPr>
-        <w:t>MERN Stack Developer | React.js · Node.js · Express.js · MongoDB</w:t>
+        <w:t>Full Stack Engineer (MERN) | React · Node.js · MongoDB — Payments at 2M+ Users</w:t>
       </w:r>
     </w:p>
     <w:p>
@@ -75,7 +75,7 @@
           <w:color w:val="333333"/>
           <w:sz w:val="20"/>
         </w:rPr>
-        <w:t>MERN stack developer working on national-scale payment and e-governance platforms. React and Redux Toolkit on the front end, Node.js and Express services behind it, MongoDB underneath — currently serving 2 million+ users and 500,000+ transactions a day. Recent wins: MongoDB reads 40% faster after an indexing and aggregation overhaul, and a 99% settlement success rate across AEPS and MATM. Comfortable owning a feature end to end, schema through deployment.</w:t>
+        <w:t>500,000+ payment transactions a day for 2 million+ users on India's national e-governance platform. Cut p95 read latency 40% by rewriting the MongoDB aggregation pipelines behind it, and held AEPS and MATM settlement at a 99% success rate by making the payment path idempotent and self-reconciling. React, TypeScript and Node.js end to end — schema design through Dockerised CI/CD.</w:t>
       </w:r>
     </w:p>
     <w:p>
@@ -115,9 +115,7 @@
           <w:color w:val="333333"/>
           <w:sz w:val="20"/>
         </w:rPr>
-        <w:t>Frontend</w:t>
-        <w:br/>
-        <w:t xml:space="preserve">                    React.js, Next.js, Redux Toolkit, React Query, JavaScript (ES6+), TypeScript, HTML5, CSS3, Tailwind CSS, Material UI</w:t>
+        <w:t>React.js, Next.js SSR/ISR, TypeScript, JavaScript (ES6+), Redux Toolkit, React Query, Tailwind CSS, Material UI, code splitting, Core Web Vitals</w:t>
       </w:r>
     </w:p>
     <w:p>
@@ -139,9 +137,7 @@
           <w:color w:val="333333"/>
           <w:sz w:val="20"/>
         </w:rPr>
-        <w:t>Backend &amp; APIs</w:t>
-        <w:br/>
-        <w:t xml:space="preserve">                    Node.js, Express.js, RESTful APIs, WebSockets, JWT authentication, RBAC, middleware design, API versioning</w:t>
+        <w:t>Node.js, Express.js, REST API design, OpenAPI/Swagger, WebSockets, JWT, OAuth 2.0, RBAC, rate limiting, idempotency keys, API versioning</w:t>
       </w:r>
     </w:p>
     <w:p>
@@ -155,7 +151,7 @@
           <w:color w:val="1A1A1A"/>
           <w:sz w:val="20"/>
         </w:rPr>
-        <w:t xml:space="preserve">Database &amp; Caching </w:t>
+        <w:t xml:space="preserve">Data &amp; Caching </w:t>
       </w:r>
       <w:r>
         <w:rPr>
@@ -163,9 +159,7 @@
           <w:color w:val="333333"/>
           <w:sz w:val="20"/>
         </w:rPr>
-        <w:t>Database &amp; Caching</w:t>
-        <w:br/>
-        <w:t xml:space="preserve">                    MongoDB, Mongoose, aggregation pipelines, schema design, indexing, sharding, Redis</w:t>
+        <w:t>MongoDB, aggregation pipelines, compound indexing, sharding, Mongoose, Redis, PostgreSQL, query profiling, schema design</w:t>
       </w:r>
     </w:p>
     <w:p>
@@ -179,7 +173,7 @@
           <w:color w:val="1A1A1A"/>
           <w:sz w:val="20"/>
         </w:rPr>
-        <w:t xml:space="preserve">Tooling &amp; Cloud </w:t>
+        <w:t xml:space="preserve">Testing, Cloud &amp; Practice </w:t>
       </w:r>
       <w:r>
         <w:rPr>
@@ -187,9 +181,7 @@
           <w:color w:val="333333"/>
           <w:sz w:val="20"/>
         </w:rPr>
-        <w:t>Tooling &amp; Cloud</w:t>
-        <w:br/>
-        <w:t xml:space="preserve">                    Git, GitHub, GitHub Actions, Docker, CI/CD pipelines, Jest, Postman, AWS S3</w:t>
+        <w:t>Jest, React Testing Library, Supertest, Docker, GitHub Actions CI/CD, AWS EC2/S3/CloudFront, Nginx, Grafana, Sentry, Agile/Scrum, code review</w:t>
       </w:r>
     </w:p>
     <w:p>
@@ -237,7 +229,222 @@
           <w:color w:val="333333"/>
           <w:sz w:val="20"/>
         </w:rPr>
-        <w:t xml:space="preserve">Split a monolithic e-governance portal into </w:t>
+        <w:t xml:space="preserve">Held AEPS and MATM settlement at a </w:t>
+      </w:r>
+      <w:r>
+        <w:rPr>
+          <w:rFonts w:ascii="Georgia" w:hAnsi="Georgia"/>
+          <w:b/>
+          <w:color w:val="111111"/>
+          <w:sz w:val="20"/>
+        </w:rPr>
+        <w:t>99% success rate</w:t>
+      </w:r>
+      <w:r>
+        <w:rPr>
+          <w:rFonts w:ascii="Georgia" w:hAnsi="Georgia"/>
+          <w:color w:val="333333"/>
+          <w:sz w:val="20"/>
+        </w:rPr>
+        <w:t xml:space="preserve"> through peak load, by making the UPI and XML payment path idempotent — request keys, exponential-backoff retries and an automated end-of-day reconciliation job.</w:t>
+      </w:r>
+    </w:p>
+    <w:p>
+      <w:pPr>
+        <w:pStyle w:val="ListBullet"/>
+        <w:spacing w:before="0" w:after="40"/>
+        <w:ind w:left="288"/>
+      </w:pPr>
+      <w:r>
+        <w:rPr>
+          <w:rFonts w:ascii="Georgia" w:hAnsi="Georgia"/>
+          <w:color w:val="333333"/>
+          <w:sz w:val="20"/>
+        </w:rPr>
+        <w:t xml:space="preserve">Cut </w:t>
+      </w:r>
+      <w:r>
+        <w:rPr>
+          <w:rFonts w:ascii="Georgia" w:hAnsi="Georgia"/>
+          <w:b/>
+          <w:color w:val="111111"/>
+          <w:sz w:val="20"/>
+        </w:rPr>
+        <w:t>p95 read latency 40%</w:t>
+      </w:r>
+      <w:r>
+        <w:rPr>
+          <w:rFonts w:ascii="Georgia" w:hAnsi="Georgia"/>
+          <w:color w:val="333333"/>
+          <w:sz w:val="20"/>
+        </w:rPr>
+        <w:t xml:space="preserve"> on the transaction APIs serving </w:t>
+      </w:r>
+      <w:r>
+        <w:rPr>
+          <w:rFonts w:ascii="Georgia" w:hAnsi="Georgia"/>
+          <w:b/>
+          <w:color w:val="111111"/>
+          <w:sz w:val="20"/>
+        </w:rPr>
+        <w:t>2 million+ users</w:t>
+      </w:r>
+      <w:r>
+        <w:rPr>
+          <w:rFonts w:ascii="Georgia" w:hAnsi="Georgia"/>
+          <w:color w:val="333333"/>
+          <w:sz w:val="20"/>
+        </w:rPr>
+        <w:t xml:space="preserve">, by collapsing N+1 </w:t>
+      </w:r>
+      <w:r>
+        <w:rPr>
+          <w:rFonts w:ascii="Georgia" w:hAnsi="Georgia"/>
+          <w:b/>
+          <w:color w:val="111111"/>
+          <w:sz w:val="20"/>
+        </w:rPr>
+        <w:t>Mongoose</w:t>
+      </w:r>
+      <w:r>
+        <w:rPr>
+          <w:rFonts w:ascii="Georgia" w:hAnsi="Georgia"/>
+          <w:color w:val="333333"/>
+          <w:sz w:val="20"/>
+        </w:rPr>
+        <w:t xml:space="preserve"> queries into a single </w:t>
+      </w:r>
+      <w:r>
+        <w:rPr>
+          <w:rFonts w:ascii="Georgia" w:hAnsi="Georgia"/>
+          <w:b/>
+          <w:color w:val="111111"/>
+          <w:sz w:val="20"/>
+        </w:rPr>
+        <w:t>MongoDB</w:t>
+      </w:r>
+      <w:r>
+        <w:rPr>
+          <w:rFonts w:ascii="Georgia" w:hAnsi="Georgia"/>
+          <w:color w:val="333333"/>
+          <w:sz w:val="20"/>
+        </w:rPr>
+        <w:t xml:space="preserve"> aggregation pipeline and compound-indexing the hot collections.</w:t>
+      </w:r>
+    </w:p>
+    <w:p>
+      <w:pPr>
+        <w:pStyle w:val="ListBullet"/>
+        <w:spacing w:before="0" w:after="40"/>
+        <w:ind w:left="288"/>
+      </w:pPr>
+      <w:r>
+        <w:rPr>
+          <w:rFonts w:ascii="Georgia" w:hAnsi="Georgia"/>
+          <w:color w:val="333333"/>
+          <w:sz w:val="20"/>
+        </w:rPr>
+        <w:t xml:space="preserve">Streamed </w:t>
+      </w:r>
+      <w:r>
+        <w:rPr>
+          <w:rFonts w:ascii="Georgia" w:hAnsi="Georgia"/>
+          <w:b/>
+          <w:color w:val="111111"/>
+          <w:sz w:val="20"/>
+        </w:rPr>
+        <w:t>500,000+ daily transactions</w:t>
+      </w:r>
+      <w:r>
+        <w:rPr>
+          <w:rFonts w:ascii="Georgia" w:hAnsi="Georgia"/>
+          <w:color w:val="333333"/>
+          <w:sz w:val="20"/>
+        </w:rPr>
+        <w:t xml:space="preserve"> to operations in real time, by building the transaction and geolocation dashboards in </w:t>
+      </w:r>
+      <w:r>
+        <w:rPr>
+          <w:rFonts w:ascii="Georgia" w:hAnsi="Georgia"/>
+          <w:b/>
+          <w:color w:val="111111"/>
+          <w:sz w:val="20"/>
+        </w:rPr>
+        <w:t>React.js</w:t>
+      </w:r>
+      <w:r>
+        <w:rPr>
+          <w:rFonts w:ascii="Georgia" w:hAnsi="Georgia"/>
+          <w:color w:val="333333"/>
+          <w:sz w:val="20"/>
+        </w:rPr>
+        <w:t xml:space="preserve"> and </w:t>
+      </w:r>
+      <w:r>
+        <w:rPr>
+          <w:rFonts w:ascii="Georgia" w:hAnsi="Georgia"/>
+          <w:b/>
+          <w:color w:val="111111"/>
+          <w:sz w:val="20"/>
+        </w:rPr>
+        <w:t>Redux Toolkit</w:t>
+      </w:r>
+      <w:r>
+        <w:rPr>
+          <w:rFonts w:ascii="Georgia" w:hAnsi="Georgia"/>
+          <w:color w:val="333333"/>
+          <w:sz w:val="20"/>
+        </w:rPr>
+        <w:t xml:space="preserve"> over a </w:t>
+      </w:r>
+      <w:r>
+        <w:rPr>
+          <w:rFonts w:ascii="Georgia" w:hAnsi="Georgia"/>
+          <w:b/>
+          <w:color w:val="111111"/>
+          <w:sz w:val="20"/>
+        </w:rPr>
+        <w:t>WebSocket</w:t>
+      </w:r>
+      <w:r>
+        <w:rPr>
+          <w:rFonts w:ascii="Georgia" w:hAnsi="Georgia"/>
+          <w:color w:val="333333"/>
+          <w:sz w:val="20"/>
+        </w:rPr>
+        <w:t xml:space="preserve"> feed with memoised selectors.</w:t>
+      </w:r>
+    </w:p>
+    <w:p>
+      <w:pPr>
+        <w:pStyle w:val="ListBullet"/>
+        <w:spacing w:before="0" w:after="40"/>
+        <w:ind w:left="288"/>
+      </w:pPr>
+      <w:r>
+        <w:rPr>
+          <w:rFonts w:ascii="Georgia" w:hAnsi="Georgia"/>
+          <w:color w:val="333333"/>
+          <w:sz w:val="20"/>
+        </w:rPr>
+        <w:t xml:space="preserve">Contained a bad release to one service instead of the whole portal for </w:t>
+      </w:r>
+      <w:r>
+        <w:rPr>
+          <w:rFonts w:ascii="Georgia" w:hAnsi="Georgia"/>
+          <w:b/>
+          <w:color w:val="111111"/>
+          <w:sz w:val="20"/>
+        </w:rPr>
+        <w:t>2 million+ users</w:t>
+      </w:r>
+      <w:r>
+        <w:rPr>
+          <w:rFonts w:ascii="Georgia" w:hAnsi="Georgia"/>
+          <w:color w:val="333333"/>
+          <w:sz w:val="20"/>
+        </w:rPr>
+        <w:t xml:space="preserve">, by decomposing a monolithic e-governance system into </w:t>
       </w:r>
       <w:r>
         <w:rPr>
@@ -271,24 +478,7 @@
           <w:color w:val="333333"/>
           <w:sz w:val="20"/>
         </w:rPr>
-        <w:t xml:space="preserve"> microservices, cutting deploy times and keeping one bad release from reaching all </w:t>
-      </w:r>
-      <w:r>
-        <w:rPr>
-          <w:rFonts w:ascii="Georgia" w:hAnsi="Georgia"/>
-          <w:b/>
-          <w:color w:val="111111"/>
-          <w:sz w:val="20"/>
-        </w:rPr>
-        <w:t>2 million+ users</w:t>
-      </w:r>
-      <w:r>
-        <w:rPr>
-          <w:rFonts w:ascii="Georgia" w:hAnsi="Georgia"/>
-          <w:color w:val="333333"/>
-          <w:sz w:val="20"/>
-        </w:rPr>
-        <w:t>.</w:t>
+        <w:t xml:space="preserve"> microservices behind a versioned REST gateway.</w:t>
       </w:r>
     </w:p>
     <w:p>
@@ -303,7 +493,7 @@
           <w:color w:val="333333"/>
           <w:sz w:val="20"/>
         </w:rPr>
-        <w:t xml:space="preserve">Built the real-time transaction and location dashboards in </w:t>
+        <w:t xml:space="preserve">Blocked </w:t>
       </w:r>
       <w:r>
         <w:rPr>
@@ -312,7 +502,7 @@
           <w:color w:val="111111"/>
           <w:sz w:val="20"/>
         </w:rPr>
-        <w:t>React.js</w:t>
+        <w:t>99.9%</w:t>
       </w:r>
       <w:r>
         <w:rPr>
@@ -320,88 +510,7 @@
           <w:color w:val="333333"/>
           <w:sz w:val="20"/>
         </w:rPr>
-        <w:t xml:space="preserve"> and </w:t>
-      </w:r>
-      <w:r>
-        <w:rPr>
-          <w:rFonts w:ascii="Georgia" w:hAnsi="Georgia"/>
-          <w:b/>
-          <w:color w:val="111111"/>
-          <w:sz w:val="20"/>
-        </w:rPr>
-        <w:t>Redux Toolkit</w:t>
-      </w:r>
-      <w:r>
-        <w:rPr>
-          <w:rFonts w:ascii="Georgia" w:hAnsi="Georgia"/>
-          <w:color w:val="333333"/>
-          <w:sz w:val="20"/>
-        </w:rPr>
-        <w:t xml:space="preserve">, pushing WebSocket updates across </w:t>
-      </w:r>
-      <w:r>
-        <w:rPr>
-          <w:rFonts w:ascii="Georgia" w:hAnsi="Georgia"/>
-          <w:b/>
-          <w:color w:val="111111"/>
-          <w:sz w:val="20"/>
-        </w:rPr>
-        <w:t>500,000+ daily transactions</w:t>
-      </w:r>
-      <w:r>
-        <w:rPr>
-          <w:rFonts w:ascii="Georgia" w:hAnsi="Georgia"/>
-          <w:color w:val="333333"/>
-          <w:sz w:val="20"/>
-        </w:rPr>
-        <w:t>.</w:t>
-      </w:r>
-    </w:p>
-    <w:p>
-      <w:pPr>
-        <w:pStyle w:val="ListBullet"/>
-        <w:spacing w:before="0" w:after="40"/>
-        <w:ind w:left="288"/>
-      </w:pPr>
-      <w:r>
-        <w:rPr>
-          <w:rFonts w:ascii="Georgia" w:hAnsi="Georgia"/>
-          <w:color w:val="333333"/>
-          <w:sz w:val="20"/>
-        </w:rPr>
-        <w:t xml:space="preserve">Took AEPS and MATM settlement to a </w:t>
-      </w:r>
-      <w:r>
-        <w:rPr>
-          <w:rFonts w:ascii="Georgia" w:hAnsi="Georgia"/>
-          <w:b/>
-          <w:color w:val="111111"/>
-          <w:sz w:val="20"/>
-        </w:rPr>
-        <w:t>99% success rate</w:t>
-      </w:r>
-      <w:r>
-        <w:rPr>
-          <w:rFonts w:ascii="Georgia" w:hAnsi="Georgia"/>
-          <w:color w:val="333333"/>
-          <w:sz w:val="20"/>
-        </w:rPr>
-        <w:t xml:space="preserve"> under peak load, adding retry and reconciliation handling to the UPI and XML payment integrations.</w:t>
-      </w:r>
-    </w:p>
-    <w:p>
-      <w:pPr>
-        <w:pStyle w:val="ListBullet"/>
-        <w:spacing w:before="0" w:after="40"/>
-        <w:ind w:left="288"/>
-      </w:pPr>
-      <w:r>
-        <w:rPr>
-          <w:rFonts w:ascii="Georgia" w:hAnsi="Georgia"/>
-          <w:color w:val="333333"/>
-          <w:sz w:val="20"/>
-        </w:rPr>
-        <w:t xml:space="preserve">Locked down authentication with </w:t>
+        <w:t xml:space="preserve"> of unauthorized access attempts on the payments API, by adding </w:t>
       </w:r>
       <w:r>
         <w:rPr>
@@ -418,7 +527,7 @@
           <w:color w:val="333333"/>
           <w:sz w:val="20"/>
         </w:rPr>
-        <w:t xml:space="preserve"> and </w:t>
+        <w:t xml:space="preserve"> access/refresh rotation, </w:t>
       </w:r>
       <w:r>
         <w:rPr>
@@ -435,24 +544,7 @@
           <w:color w:val="333333"/>
           <w:sz w:val="20"/>
         </w:rPr>
-        <w:t xml:space="preserve">-backed sessions, device binding and OTP throttling, cutting unauthorized access attempts </w:t>
-      </w:r>
-      <w:r>
-        <w:rPr>
-          <w:rFonts w:ascii="Georgia" w:hAnsi="Georgia"/>
-          <w:b/>
-          <w:color w:val="111111"/>
-          <w:sz w:val="20"/>
-        </w:rPr>
-        <w:t>99.9%</w:t>
-      </w:r>
-      <w:r>
-        <w:rPr>
-          <w:rFonts w:ascii="Georgia" w:hAnsi="Georgia"/>
-          <w:color w:val="333333"/>
-          <w:sz w:val="20"/>
-        </w:rPr>
-        <w:t>.</w:t>
+        <w:t>-backed sessions, device binding, RBAC middleware and per-device OTP rate limiting.</w:t>
       </w:r>
     </w:p>
     <w:p>
@@ -467,73 +559,7 @@
           <w:color w:val="333333"/>
           <w:sz w:val="20"/>
         </w:rPr>
-        <w:t xml:space="preserve">Cut </w:t>
-      </w:r>
-      <w:r>
-        <w:rPr>
-          <w:rFonts w:ascii="Georgia" w:hAnsi="Georgia"/>
-          <w:b/>
-          <w:color w:val="111111"/>
-          <w:sz w:val="20"/>
-        </w:rPr>
-        <w:t>MongoDB</w:t>
-      </w:r>
-      <w:r>
-        <w:rPr>
-          <w:rFonts w:ascii="Georgia" w:hAnsi="Georgia"/>
-          <w:color w:val="333333"/>
-          <w:sz w:val="20"/>
-        </w:rPr>
-        <w:t xml:space="preserve"> response times </w:t>
-      </w:r>
-      <w:r>
-        <w:rPr>
-          <w:rFonts w:ascii="Georgia" w:hAnsi="Georgia"/>
-          <w:b/>
-          <w:color w:val="111111"/>
-          <w:sz w:val="20"/>
-        </w:rPr>
-        <w:t>40%</w:t>
-      </w:r>
-      <w:r>
-        <w:rPr>
-          <w:rFonts w:ascii="Georgia" w:hAnsi="Georgia"/>
-          <w:color w:val="333333"/>
-          <w:sz w:val="20"/>
-        </w:rPr>
-        <w:t xml:space="preserve"> — compound indexes, sharding, and a rewrite of the worst </w:t>
-      </w:r>
-      <w:r>
-        <w:rPr>
-          <w:rFonts w:ascii="Georgia" w:hAnsi="Georgia"/>
-          <w:b/>
-          <w:color w:val="111111"/>
-          <w:sz w:val="20"/>
-        </w:rPr>
-        <w:t>Mongoose</w:t>
-      </w:r>
-      <w:r>
-        <w:rPr>
-          <w:rFonts w:ascii="Georgia" w:hAnsi="Georgia"/>
-          <w:color w:val="333333"/>
-          <w:sz w:val="20"/>
-        </w:rPr>
-        <w:t xml:space="preserve"> aggregations.</w:t>
-      </w:r>
-    </w:p>
-    <w:p>
-      <w:pPr>
-        <w:pStyle w:val="ListBullet"/>
-        <w:spacing w:before="0" w:after="40"/>
-        <w:ind w:left="288"/>
-      </w:pPr>
-      <w:r>
-        <w:rPr>
-          <w:rFonts w:ascii="Georgia" w:hAnsi="Georgia"/>
-          <w:color w:val="333333"/>
-          <w:sz w:val="20"/>
-        </w:rPr>
-        <w:t xml:space="preserve">Automated build, test and container delivery for all </w:t>
+        <w:t xml:space="preserve">Retired manual releases across all </w:t>
       </w:r>
       <w:r>
         <w:rPr>
@@ -550,7 +576,7 @@
           <w:color w:val="333333"/>
           <w:sz w:val="20"/>
         </w:rPr>
-        <w:t xml:space="preserve"> payment platforms with </w:t>
+        <w:t xml:space="preserve"> payment platforms, by containerising the services with </w:t>
       </w:r>
       <w:r>
         <w:rPr>
@@ -567,7 +593,7 @@
           <w:color w:val="333333"/>
           <w:sz w:val="20"/>
         </w:rPr>
-        <w:t xml:space="preserve"> and </w:t>
+        <w:t xml:space="preserve"> and gating every merge on </w:t>
       </w:r>
       <w:r>
         <w:rPr>
@@ -584,7 +610,41 @@
           <w:color w:val="333333"/>
           <w:sz w:val="20"/>
         </w:rPr>
-        <w:t>, retiring a manual release process.</w:t>
+        <w:t xml:space="preserve"> running </w:t>
+      </w:r>
+      <w:r>
+        <w:rPr>
+          <w:rFonts w:ascii="Georgia" w:hAnsi="Georgia"/>
+          <w:b/>
+          <w:color w:val="111111"/>
+          <w:sz w:val="20"/>
+        </w:rPr>
+        <w:t>Jest</w:t>
+      </w:r>
+      <w:r>
+        <w:rPr>
+          <w:rFonts w:ascii="Georgia" w:hAnsi="Georgia"/>
+          <w:color w:val="333333"/>
+          <w:sz w:val="20"/>
+        </w:rPr>
+        <w:t xml:space="preserve"> unit and </w:t>
+      </w:r>
+      <w:r>
+        <w:rPr>
+          <w:rFonts w:ascii="Georgia" w:hAnsi="Georgia"/>
+          <w:b/>
+          <w:color w:val="111111"/>
+          <w:sz w:val="20"/>
+        </w:rPr>
+        <w:t>Supertest</w:t>
+      </w:r>
+      <w:r>
+        <w:rPr>
+          <w:rFonts w:ascii="Georgia" w:hAnsi="Georgia"/>
+          <w:color w:val="333333"/>
+          <w:sz w:val="20"/>
+        </w:rPr>
+        <w:t xml:space="preserve"> integration suites.</w:t>
       </w:r>
     </w:p>
     <w:p>
@@ -614,7 +674,24 @@
           <w:color w:val="333333"/>
           <w:sz w:val="20"/>
         </w:rPr>
-        <w:t xml:space="preserve">Shipped a workforce tracking app on </w:t>
+        <w:t xml:space="preserve">Shipped a field-workforce platform used by </w:t>
+      </w:r>
+      <w:r>
+        <w:rPr>
+          <w:rFonts w:ascii="Georgia" w:hAnsi="Georgia"/>
+          <w:b/>
+          <w:color w:val="111111"/>
+          <w:sz w:val="20"/>
+        </w:rPr>
+        <w:t>1,000+ agents</w:t>
+      </w:r>
+      <w:r>
+        <w:rPr>
+          <w:rFonts w:ascii="Georgia" w:hAnsi="Georgia"/>
+          <w:color w:val="333333"/>
+          <w:sz w:val="20"/>
+        </w:rPr>
+        <w:t xml:space="preserve"> end to end — schema design through AWS deployment — on </w:t>
       </w:r>
       <w:r>
         <w:rPr>
@@ -682,23 +759,6 @@
           <w:color w:val="333333"/>
           <w:sz w:val="20"/>
         </w:rPr>
-        <w:t xml:space="preserve"> for </w:t>
-      </w:r>
-      <w:r>
-        <w:rPr>
-          <w:rFonts w:ascii="Georgia" w:hAnsi="Georgia"/>
-          <w:b/>
-          <w:color w:val="111111"/>
-          <w:sz w:val="20"/>
-        </w:rPr>
-        <w:t>1,000+ field agents</w:t>
-      </w:r>
-      <w:r>
-        <w:rPr>
-          <w:rFonts w:ascii="Georgia" w:hAnsi="Georgia"/>
-          <w:color w:val="333333"/>
-          <w:sz w:val="20"/>
-        </w:rPr>
         <w:t>.</w:t>
       </w:r>
     </w:p>
@@ -714,7 +774,24 @@
           <w:color w:val="333333"/>
           <w:sz w:val="20"/>
         </w:rPr>
-        <w:t xml:space="preserve">Built the live map interface with </w:t>
+        <w:t xml:space="preserve">Brought dashboard load time down </w:t>
+      </w:r>
+      <w:r>
+        <w:rPr>
+          <w:rFonts w:ascii="Georgia" w:hAnsi="Georgia"/>
+          <w:b/>
+          <w:color w:val="111111"/>
+          <w:sz w:val="20"/>
+        </w:rPr>
+        <w:t>30%</w:t>
+      </w:r>
+      <w:r>
+        <w:rPr>
+          <w:rFonts w:ascii="Georgia" w:hAnsi="Georgia"/>
+          <w:color w:val="333333"/>
+          <w:sz w:val="20"/>
+        </w:rPr>
+        <w:t xml:space="preserve">, by route-level code splitting of the </w:t>
       </w:r>
       <w:r>
         <w:rPr>
@@ -731,7 +808,7 @@
           <w:color w:val="333333"/>
           <w:sz w:val="20"/>
         </w:rPr>
-        <w:t xml:space="preserve"> and </w:t>
+        <w:t xml:space="preserve"> map view, virtualising marker rendering and streaming positions over </w:t>
       </w:r>
       <w:r>
         <w:rPr>
@@ -740,7 +817,7 @@
           <w:color w:val="111111"/>
           <w:sz w:val="20"/>
         </w:rPr>
-        <w:t>Ant Design</w:t>
+        <w:t>WebSockets</w:t>
       </w:r>
       <w:r>
         <w:rPr>
@@ -748,24 +825,7 @@
           <w:color w:val="333333"/>
           <w:sz w:val="20"/>
         </w:rPr>
-        <w:t xml:space="preserve">; WebSocket updates and render tuning brought load times down </w:t>
-      </w:r>
-      <w:r>
-        <w:rPr>
-          <w:rFonts w:ascii="Georgia" w:hAnsi="Georgia"/>
-          <w:b/>
-          <w:color w:val="111111"/>
-          <w:sz w:val="20"/>
-        </w:rPr>
-        <w:t>30%</w:t>
-      </w:r>
-      <w:r>
-        <w:rPr>
-          <w:rFonts w:ascii="Georgia" w:hAnsi="Georgia"/>
-          <w:color w:val="333333"/>
-          <w:sz w:val="20"/>
-        </w:rPr>
-        <w:t>.</w:t>
+        <w:t xml:space="preserve"> instead of polling.</w:t>
       </w:r>
     </w:p>
     <w:p>
@@ -780,7 +840,7 @@
           <w:color w:val="333333"/>
           <w:sz w:val="20"/>
         </w:rPr>
-        <w:t xml:space="preserve">Cut redundant API calls </w:t>
+        <w:t xml:space="preserve">Removed </w:t>
       </w:r>
       <w:r>
         <w:rPr>
@@ -797,7 +857,24 @@
           <w:color w:val="333333"/>
           <w:sz w:val="20"/>
         </w:rPr>
-        <w:t xml:space="preserve"> by moving client state and caching onto </w:t>
+        <w:t xml:space="preserve"> of redundant API calls, by moving server state onto </w:t>
+      </w:r>
+      <w:r>
+        <w:rPr>
+          <w:rFonts w:ascii="Georgia" w:hAnsi="Georgia"/>
+          <w:b/>
+          <w:color w:val="111111"/>
+          <w:sz w:val="20"/>
+        </w:rPr>
+        <w:t>React Query</w:t>
+      </w:r>
+      <w:r>
+        <w:rPr>
+          <w:rFonts w:ascii="Georgia" w:hAnsi="Georgia"/>
+          <w:color w:val="333333"/>
+          <w:sz w:val="20"/>
+        </w:rPr>
+        <w:t xml:space="preserve"> with stale-while-revalidate caching and consolidating client state in </w:t>
       </w:r>
       <w:r>
         <w:rPr>
@@ -807,23 +884,6 @@
           <w:sz w:val="20"/>
         </w:rPr>
         <w:t>Redux Toolkit</w:t>
-      </w:r>
-      <w:r>
-        <w:rPr>
-          <w:rFonts w:ascii="Georgia" w:hAnsi="Georgia"/>
-          <w:color w:val="333333"/>
-          <w:sz w:val="20"/>
-        </w:rPr>
-        <w:t xml:space="preserve"> and </w:t>
-      </w:r>
-      <w:r>
-        <w:rPr>
-          <w:rFonts w:ascii="Georgia" w:hAnsi="Georgia"/>
-          <w:b/>
-          <w:color w:val="111111"/>
-          <w:sz w:val="20"/>
-        </w:rPr>
-        <w:t>React Query</w:t>
       </w:r>
       <w:r>
         <w:rPr>
@@ -852,6 +912,193 @@
         <w:t>SELECTED PROJECTS</w:t>
       </w:r>
     </w:p>
+    <w:tbl>
+      <w:tblPr>
+        <w:tblW w:type="auto" w:w="0"/>
+        <w:tblLayout w:type="fixed"/>
+        <w:tblLook w:firstColumn="1" w:firstRow="1" w:lastColumn="0" w:lastRow="0" w:noHBand="0" w:noVBand="1" w:val="04A0"/>
+      </w:tblPr>
+      <w:tblGrid>
+        <w:gridCol w:w="5400"/>
+        <w:gridCol w:w="5400"/>
+      </w:tblGrid>
+      <w:tr>
+        <w:tc>
+          <w:tcPr>
+            <w:tcW w:type="dxa" w:w="5400"/>
+          </w:tcPr>
+          <w:p>
+            <w:pPr>
+              <w:spacing w:before="0" w:after="0"/>
+            </w:pPr>
+          </w:p>
+          <w:p>
+            <w:pPr>
+              <w:spacing w:before="120" w:after="120"/>
+            </w:pPr>
+            <w:r>
+              <w:rPr>
+                <w:rFonts w:ascii="Georgia" w:hAnsi="Georgia"/>
+                <w:b/>
+                <w:color w:val="1A1A1A"/>
+                <w:sz w:val="21"/>
+              </w:rPr>
+              <w:t>Himalayan Edges — MERN Commerce PWA</w:t>
+              <w:br/>
+            </w:r>
+            <w:r>
+              <w:rPr>
+                <w:rFonts w:ascii="Georgia" w:hAnsi="Georgia"/>
+                <w:color w:val="333333"/>
+                <w:sz w:val="19"/>
+              </w:rPr>
+              <w:t>Lifted page-load speed and client usage 30% at a 20% cart conversion rate, by shipping a service-worker offline cache, route-level code splitting and S3-backed asset delivery on a React, Express and MongoDB storefront.</w:t>
+              <w:br/>
+            </w:r>
+            <w:r>
+              <w:rPr>
+                <w:rFonts w:ascii="Georgia" w:hAnsi="Georgia"/>
+                <w:i/>
+                <w:color w:val="718096"/>
+                <w:sz w:val="17"/>
+              </w:rPr>
+              <w:t>React.js / Node.js / Express.js / MongoDB / PWA / AWS S3</w:t>
+            </w:r>
+          </w:p>
+        </w:tc>
+        <w:tc>
+          <w:tcPr>
+            <w:tcW w:type="dxa" w:w="5400"/>
+          </w:tcPr>
+          <w:p>
+            <w:pPr>
+              <w:spacing w:before="0" w:after="0"/>
+            </w:pPr>
+          </w:p>
+          <w:p>
+            <w:pPr>
+              <w:spacing w:before="120" w:after="120"/>
+            </w:pPr>
+            <w:r>
+              <w:rPr>
+                <w:rFonts w:ascii="Georgia" w:hAnsi="Georgia"/>
+                <w:b/>
+                <w:color w:val="1A1A1A"/>
+                <w:sz w:val="21"/>
+              </w:rPr>
+              <w:t>DigiPay Web SDK &amp; React Widgets</w:t>
+              <w:br/>
+            </w:r>
+            <w:r>
+              <w:rPr>
+                <w:rFonts w:ascii="Georgia" w:hAnsi="Georgia"/>
+                <w:color w:val="333333"/>
+                <w:sz w:val="19"/>
+              </w:rPr>
+              <w:t>Embeddable React component library and browser SDK published from an npm workspaces monorepo, giving merchant sites a drop-in payment UI over a versioned REST API. github.com/GitHub-akhilesh/Django_apis_digipay</w:t>
+              <w:br/>
+            </w:r>
+            <w:r>
+              <w:rPr>
+                <w:rFonts w:ascii="Georgia" w:hAnsi="Georgia"/>
+                <w:i/>
+                <w:color w:val="718096"/>
+                <w:sz w:val="17"/>
+              </w:rPr>
+              <w:t>React.js / TypeScript / npm workspaces / Webpack / REST</w:t>
+            </w:r>
+          </w:p>
+        </w:tc>
+      </w:tr>
+      <w:tr>
+        <w:tc>
+          <w:tcPr>
+            <w:tcW w:type="dxa" w:w="5400"/>
+          </w:tcPr>
+          <w:p>
+            <w:pPr>
+              <w:spacing w:before="0" w:after="0"/>
+            </w:pPr>
+          </w:p>
+          <w:p>
+            <w:pPr>
+              <w:spacing w:before="120" w:after="120"/>
+            </w:pPr>
+            <w:r>
+              <w:rPr>
+                <w:rFonts w:ascii="Georgia" w:hAnsi="Georgia"/>
+                <w:b/>
+                <w:color w:val="1A1A1A"/>
+                <w:sz w:val="21"/>
+              </w:rPr>
+              <w:t>Task Platform — React Web and React Native</w:t>
+              <w:br/>
+            </w:r>
+            <w:r>
+              <w:rPr>
+                <w:rFonts w:ascii="Georgia" w:hAnsi="Georgia"/>
+                <w:color w:val="333333"/>
+                <w:sz w:val="19"/>
+              </w:rPr>
+              <w:t>React web client and React Native mobile app over a containerised REST backend, built as a workspace monorepo with Webpack builds and Docker Compose orchestration. github.com/GitHub-akhilesh/To-do-list-app</w:t>
+              <w:br/>
+            </w:r>
+            <w:r>
+              <w:rPr>
+                <w:rFonts w:ascii="Georgia" w:hAnsi="Georgia"/>
+                <w:i/>
+                <w:color w:val="718096"/>
+                <w:sz w:val="17"/>
+              </w:rPr>
+              <w:t>React.js / React Native / Node.js / Docker / Webpack</w:t>
+            </w:r>
+          </w:p>
+        </w:tc>
+        <w:tc>
+          <w:tcPr>
+            <w:tcW w:type="dxa" w:w="5400"/>
+          </w:tcPr>
+          <w:p>
+            <w:pPr>
+              <w:spacing w:before="0" w:after="0"/>
+            </w:pPr>
+          </w:p>
+          <w:p>
+            <w:pPr>
+              <w:spacing w:before="120" w:after="120"/>
+            </w:pPr>
+            <w:r>
+              <w:rPr>
+                <w:rFonts w:ascii="Georgia" w:hAnsi="Georgia"/>
+                <w:b/>
+                <w:color w:val="1A1A1A"/>
+                <w:sz w:val="21"/>
+              </w:rPr>
+              <w:t>Real-Time Geofencing &amp; Telemetry Dashboard</w:t>
+              <w:br/>
+            </w:r>
+            <w:r>
+              <w:rPr>
+                <w:rFonts w:ascii="Georgia" w:hAnsi="Georgia"/>
+                <w:color w:val="333333"/>
+                <w:sz w:val="19"/>
+              </w:rPr>
+              <w:t>Delivers live GPS positions and geofence alerts to 1,000+ field agents with no polling anywhere in the path, by streaming over WebSockets from an Express ingestion API into time-indexed MongoDB collections.</w:t>
+              <w:br/>
+            </w:r>
+            <w:r>
+              <w:rPr>
+                <w:rFonts w:ascii="Georgia" w:hAnsi="Georgia"/>
+                <w:i/>
+                <w:color w:val="718096"/>
+                <w:sz w:val="17"/>
+              </w:rPr>
+              <w:t>React.js / Node.js / Express.js / WebSockets / MongoDB / Redis</w:t>
+            </w:r>
+          </w:p>
+        </w:tc>
+      </w:tr>
+    </w:tbl>
     <w:p>
       <w:pPr>
         <w:keepNext/>
@@ -929,13 +1176,13 @@
                 <w:color w:val="333333"/>
                 <w:sz w:val="19"/>
               </w:rPr>
-              <w:t>Advanced MERN Stack Developer Certification</w:t>
+              <w:t>IIT Kanpur — Cyber Security Certification</w:t>
+              <w:br/>
+              <w:t xml:space="preserve">                        Advanced MERN Stack Developer Certification</w:t>
               <w:br/>
               <w:t xml:space="preserve">                        Data Structures &amp; Algorithms Certification</w:t>
               <w:br/>
               <w:t xml:space="preserve">                        Database Systems &amp; SQL Certification</w:t>
-              <w:br/>
-              <w:t xml:space="preserve">                        IIT Kanpur Cyber Security Certification</w:t>
             </w:r>
           </w:p>
         </w:tc>
@@ -972,7 +1219,7 @@
                 <w:color w:val="333333"/>
                 <w:sz w:val="19"/>
               </w:rPr>
-              <w:t>Graduated with First Class Honors, maintaining top academic rank.</w:t>
+              <w:t>First Class Honors, B.Tech. — top academic rank in cohort.</w:t>
             </w:r>
           </w:p>
           <w:p>
@@ -987,7 +1234,7 @@
                 <w:color w:val="333333"/>
                 <w:sz w:val="19"/>
               </w:rPr>
-              <w:t>Earned a 4-Star Gold Badge in SQL on HackerRank.</w:t>
+              <w:t>HackerRank 4-Star Gold badge in SQL.</w:t>
             </w:r>
           </w:p>
         </w:tc>

--- a/downloads/Akhilesh_Mishra_MERN_Stack_Minimal.docx
+++ b/downloads/Akhilesh_Mishra_MERN_Stack_Minimal.docx
@@ -200,6 +200,33 @@
           <w:sz w:val="23"/>
         </w:rPr>
         <w:t>EXPERIENCE</w:t>
+      </w:r>
+    </w:p>
+    <w:p>
+      <w:pPr>
+        <w:keepNext/>
+        <w:spacing w:before="120" w:after="20"/>
+      </w:pPr>
+      <w:r>
+        <w:rPr>
+          <w:rFonts w:ascii="Georgia" w:hAnsi="Georgia"/>
+          <w:b/>
+          <w:color w:val="1A1A1A"/>
+          <w:sz w:val="21"/>
+        </w:rPr>
+        <w:t>Software Development Engineer</w:t>
+      </w:r>
+      <w:r>
+        <w:t xml:space="preserve">   |   </w:t>
+      </w:r>
+      <w:r>
+        <w:rPr>
+          <w:rFonts w:ascii="Georgia" w:hAnsi="Georgia"/>
+          <w:b/>
+          <w:color w:val="0056B3"/>
+          <w:sz w:val="21"/>
+        </w:rPr>
+        <w:t>CSC e-Governance Services India Ltd. — India's national digital services platform, 2M+ users</w:t>
       </w:r>
     </w:p>
     <w:p>
@@ -645,6 +672,33 @@
           <w:sz w:val="20"/>
         </w:rPr>
         <w:t xml:space="preserve"> integration suites.</w:t>
+      </w:r>
+    </w:p>
+    <w:p>
+      <w:pPr>
+        <w:keepNext/>
+        <w:spacing w:before="120" w:after="20"/>
+      </w:pPr>
+      <w:r>
+        <w:rPr>
+          <w:rFonts w:ascii="Georgia" w:hAnsi="Georgia"/>
+          <w:b/>
+          <w:color w:val="1A1A1A"/>
+          <w:sz w:val="21"/>
+        </w:rPr>
+        <w:t>Software Engineer</w:t>
+      </w:r>
+      <w:r>
+        <w:t xml:space="preserve">   |   </w:t>
+      </w:r>
+      <w:r>
+        <w:rPr>
+          <w:rFonts w:ascii="Georgia" w:hAnsi="Georgia"/>
+          <w:b/>
+          <w:color w:val="0056B3"/>
+          <w:sz w:val="21"/>
+        </w:rPr>
+        <w:t>Contract engagement — field-workforce logistics, 1,000+ agents</w:t>
       </w:r>
     </w:p>
     <w:p>
@@ -1176,13 +1230,7 @@
                 <w:color w:val="333333"/>
                 <w:sz w:val="19"/>
               </w:rPr>
-              <w:t>IIT Kanpur — Cyber Security Certification</w:t>
-              <w:br/>
-              <w:t xml:space="preserve">                        Advanced MERN Stack Developer Certification</w:t>
-              <w:br/>
-              <w:t xml:space="preserve">                        Data Structures &amp; Algorithms Certification</w:t>
-              <w:br/>
-              <w:t xml:space="preserve">                        Database Systems &amp; SQL Certification</w:t>
+              <w:t>IIT Kanpur Cyber Security Certification</w:t>
             </w:r>
           </w:p>
         </w:tc>
@@ -1205,21 +1253,6 @@
                 <w:sz w:val="22"/>
               </w:rPr>
               <w:t>ACHIEVEMENTS</w:t>
-            </w:r>
-          </w:p>
-          <w:p>
-            <w:pPr>
-              <w:pStyle w:val="ListBullet"/>
-              <w:spacing w:before="0" w:after="40"/>
-              <w:ind w:left="288"/>
-            </w:pPr>
-            <w:r>
-              <w:rPr>
-                <w:rFonts w:ascii="Georgia" w:hAnsi="Georgia"/>
-                <w:color w:val="333333"/>
-                <w:sz w:val="19"/>
-              </w:rPr>
-              <w:t>First Class Honors, B.Tech. — top academic rank in cohort.</w:t>
             </w:r>
           </w:p>
           <w:p>

--- a/downloads/Akhilesh_Mishra_MERN_Stack_Minimal.docx
+++ b/downloads/Akhilesh_Mishra_MERN_Stack_Minimal.docx
@@ -75,7 +75,7 @@
           <w:color w:val="333333"/>
           <w:sz w:val="20"/>
         </w:rPr>
-        <w:t>500,000+ payment transactions a day for 2 million+ users on India's national e-governance platform. Cut p95 read latency 40% by rewriting the MongoDB aggregation pipelines behind it, and held AEPS and MATM settlement at a 99% success rate by making the payment path idempotent and self-reconciling. React, TypeScript and Node.js end to end — schema design through Dockerised CI/CD.</w:t>
+        <w:t>Full stack engineer, 3+ years on India's national payments platform — 500,000+ transactions a day for 2 million+ users. Cut p95 read latency 40% by rewriting the MongoDB aggregation pipelines behind it, and held AEPS and MATM settlement at a 99% success rate by making the payment path idempotent and self-reconciling. React, TypeScript and Node.js end to end — schema design through Dockerised CI/CD.</w:t>
       </w:r>
     </w:p>
     <w:p>
